--- a/docs/03-system-architecture.docx
+++ b/docs/03-system-architecture.docx
@@ -363,22 +363,37 @@
         <w:t xml:space="preserve"> </w:t>
       </w:r>
       <w:r>
-        <w:t xml:space="preserve">produces embeddings for</w:t>
-      </w:r>
-      <w:r>
-        <w:t xml:space="preserve"> </w:t>
-      </w:r>
-      <w:r>
-        <w:t xml:space="preserve">“what they plan to build”</w:t>
-      </w:r>
-      <w:r>
-        <w:t xml:space="preserve">. No autonomous</w:t>
-      </w:r>
-      <w:r>
-        <w:t xml:space="preserve"> </w:t>
-      </w:r>
-      <w:r>
-        <w:t xml:space="preserve">agents — matching is a deterministic algorithm (see §9).</w:t>
+        <w:t xml:space="preserve">calls</w:t>
+      </w:r>
+      <w:r>
+        <w:t xml:space="preserve"> </w:t>
+      </w:r>
+      <w:r>
+        <w:rPr>
+          <w:rStyle w:val="VerbatimChar"/>
+        </w:rPr>
+        <w:t xml:space="preserve">gpt-4o-mini</w:t>
+      </w:r>
+      <w:r>
+        <w:t xml:space="preserve"> </w:t>
+      </w:r>
+      <w:r>
+        <w:t xml:space="preserve">to score idea similarity for</w:t>
+      </w:r>
+      <w:r>
+        <w:t xml:space="preserve"> </w:t>
+      </w:r>
+      <w:r>
+        <w:t xml:space="preserve">“what they plan to</w:t>
+      </w:r>
+      <w:r>
+        <w:t xml:space="preserve"> </w:t>
+      </w:r>
+      <w:r>
+        <w:t xml:space="preserve">build”</w:t>
+      </w:r>
+      <w:r>
+        <w:t xml:space="preserve">. No autonomous agents — matching is a deterministic algorithm (see §9).</w:t>
       </w:r>
     </w:p>
     <w:p>

--- a/docs/03-system-architecture.docx
+++ b/docs/03-system-architecture.docx
@@ -25,7 +25,20 @@
         <w:pStyle w:val="FirstParagraph"/>
       </w:pPr>
       <w:r>
-        <w:t xml:space="preserve">A React single-page app talks to a stateless Express JSON API over</w:t>
+        <w:t xml:space="preserve">A React single-page app (branded</w:t>
+      </w:r>
+      <w:r>
+        <w:t xml:space="preserve"> </w:t>
+      </w:r>
+      <w:r>
+        <w:rPr>
+          <w:b/>
+          <w:bCs/>
+        </w:rPr>
+        <w:t xml:space="preserve">SUBLET</w:t>
+      </w:r>
+      <w:r>
+        <w:t xml:space="preserve">) talks to a stateless Express JSON API over</w:t>
       </w:r>
       <w:r>
         <w:t xml:space="preserve"> </w:t>
@@ -37,13 +50,13 @@
         <w:t xml:space="preserve">/api</w:t>
       </w:r>
       <w:r>
-        <w:t xml:space="preserve">. The API</w:t>
-      </w:r>
-      <w:r>
-        <w:t xml:space="preserve"> </w:t>
-      </w:r>
-      <w:r>
-        <w:t xml:space="preserve">authenticates requests with JWTs and authorizes by role (</w:t>
+        <w:t xml:space="preserve">.</w:t>
+      </w:r>
+      <w:r>
+        <w:t xml:space="preserve"> </w:t>
+      </w:r>
+      <w:r>
+        <w:t xml:space="preserve">The API authenticates with JWTs and authorizes by global role (</w:t>
       </w:r>
       <w:r>
         <w:rPr>
@@ -67,22 +80,68 @@
         <w:t xml:space="preserve">admin</w:t>
       </w:r>
       <w:r>
-        <w:t xml:space="preserve">) and the</w:t>
-      </w:r>
-      <w:r>
-        <w:t xml:space="preserve"> </w:t>
-      </w:r>
-      <w:r>
-        <w:rPr>
-          <w:rStyle w:val="VerbatimChar"/>
-        </w:rPr>
-        <w:t xml:space="preserve">is_judge</w:t>
-      </w:r>
-      <w:r>
-        <w:t xml:space="preserve"> </w:t>
-      </w:r>
-      <w:r>
-        <w:t xml:space="preserve">flag. All persistence goes through one data-access boundary (</w:t>
+        <w:t xml:space="preserve">) plus</w:t>
+      </w:r>
+      <w:r>
+        <w:t xml:space="preserve"> </w:t>
+      </w:r>
+      <w:r>
+        <w:rPr>
+          <w:b/>
+          <w:bCs/>
+        </w:rPr>
+        <w:t xml:space="preserve">per-hackathon</w:t>
+      </w:r>
+      <w:r>
+        <w:t xml:space="preserve"> </w:t>
+      </w:r>
+      <w:r>
+        <w:t xml:space="preserve">judge access (</w:t>
+      </w:r>
+      <w:r>
+        <w:rPr>
+          <w:rStyle w:val="VerbatimChar"/>
+        </w:rPr>
+        <w:t xml:space="preserve">hackathon_judges</w:t>
+      </w:r>
+      <w:r>
+        <w:t xml:space="preserve">). Most resources are nested under</w:t>
+      </w:r>
+      <w:r>
+        <w:t xml:space="preserve"> </w:t>
+      </w:r>
+      <w:r>
+        <w:rPr>
+          <w:rStyle w:val="VerbatimChar"/>
+        </w:rPr>
+        <w:t xml:space="preserve">/api/hackathons/:hid/…</w:t>
+      </w:r>
+      <w:r>
+        <w:t xml:space="preserve"> </w:t>
+      </w:r>
+      <w:r>
+        <w:t xml:space="preserve">and scoped to that hackathon by</w:t>
+      </w:r>
+      <w:r>
+        <w:t xml:space="preserve"> </w:t>
+      </w:r>
+      <w:r>
+        <w:rPr>
+          <w:rStyle w:val="VerbatimChar"/>
+        </w:rPr>
+        <w:t xml:space="preserve">hackathonContext</w:t>
+      </w:r>
+      <w:r>
+        <w:t xml:space="preserve"> </w:t>
+      </w:r>
+      <w:r>
+        <w:t xml:space="preserve">middleware. All</w:t>
+      </w:r>
+      <w:r>
+        <w:t xml:space="preserve"> </w:t>
+      </w:r>
+      <w:r>
+        <w:t xml:space="preserve">persistence goes through one data-access boundary (</w:t>
       </w:r>
       <w:r>
         <w:rPr>
@@ -91,13 +150,13 @@
         <w:t xml:space="preserve">db.js</w:t>
       </w:r>
       <w:r>
-        <w:t xml:space="preserve">) that selects SQLite or</w:t>
-      </w:r>
-      <w:r>
-        <w:t xml:space="preserve"> </w:t>
-      </w:r>
-      <w:r>
-        <w:t xml:space="preserve">Postgres/Neon by configuration. Team matching is a backend service that combines structured</w:t>
+        <w:t xml:space="preserve">) that selects SQLite or Postgres/Neon</w:t>
+      </w:r>
+      <w:r>
+        <w:t xml:space="preserve"> </w:t>
+      </w:r>
+      <w:r>
+        <w:t xml:space="preserve">by configuration. Team matching is a backend service that combines structured</w:t>
       </w:r>
       <w:r>
         <w:t xml:space="preserve"> </w:t>
